--- a/templates/Institutional_v250507.docx
+++ b/templates/Institutional_v250507.docx
@@ -122,12 +122,29 @@
           <w:rFonts w:ascii="Arial" w:hAnsi="Arial" w:eastAsia="Arial" w:cs="Arial"/>
           <w:rtl w:val="0"/>
         </w:rPr>
-        <w:t xml:space="preserve"> 2025-2026</w:t>
+        <w:t xml:space="preserve"> 202</w:t>
       </w:r>
       <w:r>
         <w:rPr>
           <w:rFonts w:ascii="Arial" w:hAnsi="Arial" w:eastAsia="Arial" w:cs="Arial"/>
+          <w:rtl w:val="0"/>
+          <w:lang w:val="ru-RU"/>
         </w:rPr>
+        <w:t xml:space="preserve">6</w:t>
+      </w:r>
+      <w:r>
+        <w:rPr>
+          <w:rFonts w:ascii="Arial" w:hAnsi="Arial" w:eastAsia="Arial" w:cs="Arial"/>
+          <w:rtl w:val="0"/>
+        </w:rPr>
+        <w:t xml:space="preserve">-202</w:t>
+      </w:r>
+      <w:r>
+        <w:rPr>
+          <w:rFonts w:ascii="Arial" w:hAnsi="Arial" w:eastAsia="Arial" w:cs="Arial"/>
+          <w:lang w:val="ru-RU"/>
+        </w:rPr>
+        <w:t xml:space="preserve">7</w:t>
       </w:r>
       <w:r>
         <w:rPr>
@@ -3812,6 +3829,7 @@
     </w:p>
     <w:tbl>
       <w:tblPr>
+        <w:tblStyle w:val="990"/>
         <w:tblW w:w="10885" w:type="dxa"/>
         <w:tblBorders>
           <w:top w:val="single" w:color="000000" w:sz="4" w:space="0"/>
@@ -3823,7 +3841,6 @@
         </w:tblBorders>
         <w:tblLayout w:type="fixed"/>
         <w:tblLook w:val="0400" w:firstRow="0" w:lastRow="0" w:firstColumn="0" w:lastColumn="0" w:noHBand="0" w:noVBand="1"/>
-        <w:tblStyle w:val="990"/>
       </w:tblPr>
       <w:tblGrid>
         <w:gridCol w:w="10885"/>
@@ -5652,7 +5669,7 @@
                       <pic:cNvPicPr/>
                       <pic:nvPr/>
                     </pic:nvPicPr>
-                    <pic:blipFill>
+                    <pic:blipFill rotWithShape="1">
                       <a:blip r:embed="rId1"/>
                       <a:srcRect l="0" t="0" r="0" b="0"/>
                       <a:stretch/>
@@ -5749,7 +5766,7 @@
                       <pic:cNvPicPr/>
                       <pic:nvPr/>
                     </pic:nvPicPr>
-                    <pic:blipFill>
+                    <pic:blipFill rotWithShape="1">
                       <a:blip r:embed="rId2"/>
                       <a:srcRect l="0" t="0" r="0" b="0"/>
                       <a:stretch/>
@@ -5847,7 +5864,7 @@
                       <pic:cNvPicPr/>
                       <pic:nvPr/>
                     </pic:nvPicPr>
-                    <pic:blipFill>
+                    <pic:blipFill rotWithShape="1">
                       <a:blip r:embed="rId3"/>
                       <a:srcRect l="0" t="0" r="0" b="0"/>
                       <a:stretch/>
@@ -5944,7 +5961,7 @@
                       <pic:cNvPicPr/>
                       <pic:nvPr/>
                     </pic:nvPicPr>
-                    <pic:blipFill>
+                    <pic:blipFill rotWithShape="1">
                       <a:blip r:embed="rId4"/>
                       <a:srcRect l="0" t="0" r="0" b="0"/>
                       <a:stretch/>
@@ -6104,7 +6121,7 @@
                       <pic:cNvPicPr/>
                       <pic:nvPr/>
                     </pic:nvPicPr>
-                    <pic:blipFill>
+                    <pic:blipFill rotWithShape="1">
                       <a:blip r:embed="rId1"/>
                       <a:srcRect l="0" t="0" r="0" b="0"/>
                       <a:stretch/>
